--- a/public/resume/generated/rahul-mitra-software-engineer-2026-09.docx
+++ b/public/resume/generated/rahul-mitra-software-engineer-2026-09.docx
@@ -317,7 +317,7 @@
         <w:ind w:left="259" w:hanging="259"/>
       </w:pPr>
       <w:r>
-        <w:t>• Build AI-enabled systems and data workflows for process improvement, manufacturing analytics, operational decision support, and supply-chain automation.</w:t>
+        <w:t>• Build an air-gapped process-intelligence platform for globally distributed spray-drying plants, spanning GPU OCR and layout parsing, recursive chunking, ONNX embeddings, a Chroma vector store, and LangChain over a locally hosted quantized Gemma model.</w:t>
       </w:r>
     </w:p>
     <w:p>
@@ -669,7 +669,7 @@
         <w:t xml:space="preserve">Technical: </w:t>
       </w:r>
       <w:r>
-        <w:t>Python, TypeScript, React, Next.js, Three.js, FastAPI, aiohttp/asyncio, Docker, CI/CD, Azure; 3D CV: projective &amp; epipolar geometry, absolute pose, SfM, bundle adjustment, multi-view stereo</w:t>
+        <w:t>Python, TypeScript, React, Next.js, Three.js, FastAPI, aiohttp/asyncio, PyTorch, ONNX, Docker, CI/CD, Azure; 3D CV: projective &amp; epipolar geometry, absolute pose, SfM, bundle adjustment, multi-view stereo</w:t>
       </w:r>
     </w:p>
     <w:p>
@@ -1064,7 +1064,7 @@
     </w:pPr>
     <w:rPr>
       <w:rFonts w:ascii="Times New Roman" w:hAnsi="Times New Roman" w:eastAsia="Times New Roman" w:cs="Times New Roman"/>
-      <w:sz w:val="21"/>
+      <w:sz w:val="20"/>
     </w:rPr>
   </w:style>
   <w:style w:type="paragraph" w:styleId="Header">

--- a/public/resume/generated/rahul-mitra-software-engineer-2026-09.docx
+++ b/public/resume/generated/rahul-mitra-software-engineer-2026-09.docx
@@ -507,11 +507,11 @@
         <w:rPr>
           <w:b/>
         </w:rPr>
-        <w:t>AsyncDDGS — Open-Source Async Search Client (PyPI)</w:t>
+        <w:t>OnTheSpectrum — Codex &amp; Blender MCP 3D Pipeline</w:t>
       </w:r>
       <w:r>
         <w:tab/>
-        <w:t>2024 – Present</w:t>
+        <w:t>May 2026</w:t>
       </w:r>
     </w:p>
     <w:p>
@@ -520,7 +520,7 @@
         <w:ind w:left="259" w:hanging="259"/>
       </w:pPr>
       <w:r>
-        <w:t>• Authored and maintain an asyncio-first, aiohttp-based DuckDuckGo client on PyPI with pytest CI/CD, adopted across AI tooling, Discord bots, and search projects.</w:t>
+        <w:t>• Built a local-first Blender-to-Three.js asset pipeline using Codex and Blender MCP, generating GLB assets, metadata, previews, playable-world QA, and Remotion video workflows.</w:t>
       </w:r>
     </w:p>
     <w:p>
@@ -535,11 +535,11 @@
         <w:rPr>
           <w:b/>
         </w:rPr>
-        <w:t>Interactive Portfolio Infrastructure</w:t>
+        <w:t>Hailo Edge AI Training and Deployment</w:t>
       </w:r>
       <w:r>
         <w:tab/>
-        <w:t>2026</w:t>
+        <w:t>Mar 2026</w:t>
       </w:r>
     </w:p>
     <w:p>
@@ -548,7 +548,7 @@
         <w:ind w:left="259" w:hanging="259"/>
       </w:pPr>
       <w:r>
-        <w:t>• Built an AI-assisted portfolio in React, TypeScript, Three.js, and Matter.js with profile switching, searchable field notes, analytics, and a 3D project world.</w:t>
+        <w:t>• Trained and deployed OCR and object-detection models to Hailo edge accelerators, building the training and experimentation workflows around on-device inference and model acceleration.</w:t>
       </w:r>
     </w:p>
     <w:p>
@@ -563,11 +563,11 @@
         <w:rPr>
           <w:b/>
         </w:rPr>
-        <w:t>OnTheSpectrum — Codex &amp; Blender MCP 3D Pipeline</w:t>
+        <w:t>Waaah Comics — 24-Hour Gesture-to-Comic Build</w:t>
       </w:r>
       <w:r>
         <w:tab/>
-        <w:t>May 2026</w:t>
+        <w:t>Jan 2026</w:t>
       </w:r>
     </w:p>
     <w:p>
@@ -576,7 +576,7 @@
         <w:ind w:left="259" w:hanging="259"/>
       </w:pPr>
       <w:r>
-        <w:t>• Built a local-first Blender-to-Three.js asset pipeline using Codex and Blender MCP, generating GLB assets, metadata, previews, playable-world QA, and Remotion video workflows.</w:t>
+        <w:t>• Built a gesture-to-comic pipeline in a 24-hour sprint, turning MediaPipe 3D hand landmarks into generated comic strips with Gemini 2.0 Flash, Veo 3, and Konva.js canvas tooling.</w:t>
       </w:r>
     </w:p>
     <w:p>

--- a/public/resume/generated/rahul-mitra-software-engineer-2026-09.docx
+++ b/public/resume/generated/rahul-mitra-software-engineer-2026-09.docx
@@ -563,6 +563,34 @@
         <w:rPr>
           <w:b/>
         </w:rPr>
+        <w:t>Volt Pulse SG — SMU Hack For Cities 2026 (Top 8 Finalist of 50+ teams)</w:t>
+      </w:r>
+      <w:r>
+        <w:tab/>
+        <w:t>Jan 2026</w:t>
+      </w:r>
+    </w:p>
+    <w:p>
+      <w:pPr>
+        <w:spacing w:before="0" w:after="20"/>
+        <w:ind w:left="259" w:hanging="259"/>
+      </w:pPr>
+      <w:r>
+        <w:t>• Built an agentic AI system for tracking HDB household energy costs using SEALION embeddings, Supabase vector search, RRF routing, and scheduler-agent planning.</w:t>
+      </w:r>
+    </w:p>
+    <w:p>
+      <w:pPr>
+        <w:keepNext/>
+        <w:tabs>
+          <w:tab w:pos="9890" w:val="right"/>
+        </w:tabs>
+        <w:spacing w:before="0" w:after="0"/>
+      </w:pPr>
+      <w:r>
+        <w:rPr>
+          <w:b/>
+        </w:rPr>
         <w:t>Waaah Comics — 24-Hour Gesture-to-Comic Build</w:t>
       </w:r>
       <w:r>

--- a/public/resume/generated/rahul-mitra-software-engineer-2026-09.docx
+++ b/public/resume/generated/rahul-mitra-software-engineer-2026-09.docx
@@ -411,7 +411,7 @@
       </w:r>
       <w:r>
         <w:tab/>
-        <w:t>Sep 2025 – Present</w:t>
+        <w:t>Sep 2025 – Sep 2026</w:t>
       </w:r>
     </w:p>
     <w:p>

--- a/public/resume/generated/rahul-mitra-software-engineer-2026-09.docx
+++ b/public/resume/generated/rahul-mitra-software-engineer-2026-09.docx
@@ -160,7 +160,7 @@
         <w:ind w:left="259" w:hanging="259"/>
       </w:pPr>
       <w:r>
-        <w:t>• Awarded Certificate of Outstanding Performance in 3D Computer Vision (CS4277) — top student in a class of 24, NUS School of Computing.</w:t>
+        <w:t>• Awarded Certificate of Outstanding Performance in 3D Computer Vision (CS4277): top student in a class of 24, NUS School of Computing.</w:t>
       </w:r>
     </w:p>
     <w:p>
@@ -507,7 +507,7 @@
         <w:rPr>
           <w:b/>
         </w:rPr>
-        <w:t>OnTheSpectrum — Codex &amp; Blender MCP 3D Pipeline</w:t>
+        <w:t>OnTheSpectrum: Codex &amp; Blender MCP 3D Pipeline</w:t>
       </w:r>
       <w:r>
         <w:tab/>
@@ -563,7 +563,7 @@
         <w:rPr>
           <w:b/>
         </w:rPr>
-        <w:t>Volt Pulse SG — SMU Hack For Cities 2026 (Top 8 Finalist of 50+ teams)</w:t>
+        <w:t>Volt Pulse SG: SMU Hack For Cities 2026 (Top 8 Finalist of 50+ teams)</w:t>
       </w:r>
       <w:r>
         <w:tab/>
@@ -591,7 +591,7 @@
         <w:rPr>
           <w:b/>
         </w:rPr>
-        <w:t>Waaah Comics — 24-Hour Gesture-to-Comic Build</w:t>
+        <w:t>Waaah Comics: 24-Hour Gesture-to-Comic Build</w:t>
       </w:r>
       <w:r>
         <w:tab/>
